--- a/代码归类及文档命名统一规范.docx
+++ b/代码归类及文档命名统一规范.docx
@@ -334,16 +334,16 @@
     <w:p>
       <w:pPr>
         <w:rPr>
-          <w:rFonts w:hint="eastAsia"/>
-          <w:lang w:val="en-US" w:eastAsia="zh-CN"/>
-        </w:rPr>
-      </w:pPr>
-      <w:r>
-        <w:rPr>
-          <w:rFonts w:hint="eastAsia"/>
-          <w:lang w:val="en-US" w:eastAsia="zh-CN"/>
-        </w:rPr>
-        <w:t>文件命名形式：国家代码即可</w:t>
+          <w:rFonts w:hint="default"/>
+          <w:lang w:val="en-US" w:eastAsia="zh-CN"/>
+        </w:rPr>
+      </w:pPr>
+      <w:r>
+        <w:rPr>
+          <w:rFonts w:hint="eastAsia"/>
+          <w:lang w:val="en-US" w:eastAsia="zh-CN"/>
+        </w:rPr>
+        <w:t>文件命名形式：国家代码即可：PRC_XXXX</w:t>
       </w:r>
     </w:p>
     <w:p>
@@ -375,6 +375,8 @@
         </w:rPr>
         <w:t>如中国军阀：shared_focus_china</w:t>
       </w:r>
+      <w:bookmarkStart w:id="0" w:name="_GoBack"/>
+      <w:bookmarkEnd w:id="0"/>
     </w:p>
     <w:p>
       <w:pPr>
@@ -837,8 +839,6 @@
           </wp:inline>
         </w:drawing>
       </w:r>
-      <w:bookmarkStart w:id="0" w:name="_GoBack"/>
-      <w:bookmarkEnd w:id="0"/>
     </w:p>
     <w:p>
       <w:pPr>

--- a/代码归类及文档命名统一规范.docx
+++ b/代码归类及文档命名统一规范.docx
@@ -792,85 +792,608 @@
           <w:rFonts w:hint="eastAsia"/>
           <w:lang w:val="en-US" w:eastAsia="zh-CN"/>
         </w:rPr>
-        <w:t>人物标注姓名；命名方式为国家tag_姓_名，如：</w:t>
-      </w:r>
-      <w:r>
-        <w:drawing>
-          <wp:inline distT="0" distB="0" distL="114300" distR="114300">
-            <wp:extent cx="5143500" cy="1952625"/>
-            <wp:effectExtent l="0" t="0" r="7620" b="13335"/>
-            <wp:docPr id="7" name="图片 2"/>
-            <wp:cNvGraphicFramePr>
-              <a:graphicFrameLocks xmlns:a="http://schemas.openxmlformats.org/drawingml/2006/main" noChangeAspect="1"/>
-            </wp:cNvGraphicFramePr>
-            <a:graphic xmlns:a="http://schemas.openxmlformats.org/drawingml/2006/main">
-              <a:graphicData uri="http://schemas.openxmlformats.org/drawingml/2006/picture">
-                <pic:pic xmlns:pic="http://schemas.openxmlformats.org/drawingml/2006/picture">
-                  <pic:nvPicPr>
-                    <pic:cNvPr id="7" name="图片 2"/>
-                    <pic:cNvPicPr>
-                      <a:picLocks noChangeAspect="1"/>
-                    </pic:cNvPicPr>
-                  </pic:nvPicPr>
-                  <pic:blipFill>
-                    <a:blip r:embed="rId12"/>
-                    <a:stretch>
-                      <a:fillRect/>
-                    </a:stretch>
-                  </pic:blipFill>
-                  <pic:spPr>
-                    <a:xfrm>
-                      <a:off x="0" y="0"/>
-                      <a:ext cx="5143500" cy="1952625"/>
-                    </a:xfrm>
-                    <a:prstGeom prst="rect">
-                      <a:avLst/>
-                    </a:prstGeom>
-                    <a:noFill/>
-                    <a:ln>
-                      <a:noFill/>
-                    </a:ln>
-                  </pic:spPr>
-                </pic:pic>
-              </a:graphicData>
-            </a:graphic>
-          </wp:inline>
-        </w:drawing>
+        <w:t>人物标注姓名；命名方式为大写国家tag_姓_名，如：</w:t>
+      </w:r>
+    </w:p>
+    <w:p>
+      <w:pPr>
+        <w:rPr>
+          <w:rFonts w:hint="eastAsia"/>
+          <w:lang w:val="en-US" w:eastAsia="zh-CN"/>
+        </w:rPr>
+      </w:pPr>
+      <w:r>
+        <w:rPr>
+          <w:rFonts w:hint="eastAsia"/>
+          <w:lang w:val="en-US" w:eastAsia="zh-CN"/>
+        </w:rPr>
+        <w:t>张闻天：PRC_zhang_wentian</w:t>
+      </w:r>
+    </w:p>
+    <w:p>
+      <w:pPr>
+        <w:rPr>
+          <w:rFonts w:hint="eastAsia"/>
+          <w:lang w:val="en-US" w:eastAsia="zh-CN"/>
+        </w:rPr>
+      </w:pPr>
+      <w:r>
+        <w:rPr>
+          <w:rFonts w:hint="eastAsia"/>
+          <w:lang w:val="en-US" w:eastAsia="zh-CN"/>
+        </w:rPr>
+        <w:t>蒋中正：CHI_jiang_zhongzheng</w:t>
+      </w:r>
+    </w:p>
+    <w:p>
+      <w:pPr>
+        <w:rPr>
+          <w:rFonts w:hint="eastAsia"/>
+          <w:lang w:val="en-US" w:eastAsia="zh-CN"/>
+        </w:rPr>
+      </w:pPr>
+      <w:r>
+        <w:rPr>
+          <w:rFonts w:hint="eastAsia"/>
+          <w:lang w:val="en-US" w:eastAsia="zh-CN"/>
+        </w:rPr>
+        <w:t>外国人物名字按标准的英文来</w:t>
+      </w:r>
+    </w:p>
+    <w:p>
+      <w:pPr>
+        <w:rPr>
+          <w:rFonts w:hint="eastAsia"/>
+          <w:lang w:val="en-US" w:eastAsia="zh-CN"/>
+        </w:rPr>
+      </w:pPr>
+      <w:r>
+        <w:rPr>
+          <w:rFonts w:hint="eastAsia"/>
+          <w:lang w:val="en-US" w:eastAsia="zh-CN"/>
+        </w:rPr>
+        <w:t>如希特勒：GER_Adolf_Hetler</w:t>
+      </w:r>
+    </w:p>
+    <w:p>
+      <w:pPr>
+        <w:rPr>
+          <w:rFonts w:hint="eastAsia"/>
+          <w:lang w:val="en-US" w:eastAsia="zh-CN"/>
+        </w:rPr>
+      </w:pPr>
+      <w:r>
+        <w:rPr>
+          <w:rFonts w:hint="eastAsia"/>
+          <w:lang w:val="en-US" w:eastAsia="zh-CN"/>
+        </w:rPr>
+        <w:t>人物图标：</w:t>
+      </w:r>
+    </w:p>
+    <w:p>
+      <w:pPr>
+        <w:rPr>
+          <w:rFonts w:hint="eastAsia"/>
+          <w:lang w:val="en-US" w:eastAsia="zh-CN"/>
+        </w:rPr>
+      </w:pPr>
+      <w:r>
+        <w:rPr>
+          <w:rFonts w:hint="eastAsia"/>
+          <w:lang w:val="en-US" w:eastAsia="zh-CN"/>
+        </w:rPr>
+        <w:t>图标名与人物高度一致，不同图片前加前缀</w:t>
+      </w:r>
+    </w:p>
+    <w:p>
+      <w:pPr>
+        <w:rPr>
+          <w:rFonts w:hint="eastAsia"/>
+          <w:lang w:val="en-US" w:eastAsia="zh-CN"/>
+        </w:rPr>
+      </w:pPr>
+      <w:r>
+        <w:rPr>
+          <w:rFonts w:hint="eastAsia"/>
+          <w:lang w:val="en-US" w:eastAsia="zh-CN"/>
+        </w:rPr>
+        <w:t>领导人：Protrait_大写国家tag_姓_名</w:t>
+      </w:r>
+    </w:p>
+    <w:p>
+      <w:pPr>
+        <w:rPr>
+          <w:rFonts w:hint="eastAsia"/>
+          <w:lang w:val="en-US" w:eastAsia="zh-CN"/>
+        </w:rPr>
+      </w:pPr>
+      <w:r>
+        <w:rPr>
+          <w:rFonts w:hint="eastAsia"/>
+          <w:lang w:val="en-US" w:eastAsia="zh-CN"/>
+        </w:rPr>
+        <w:t>陆军将领：Army_大写国家tag_姓_名</w:t>
+      </w:r>
+    </w:p>
+    <w:p>
+      <w:pPr>
+        <w:rPr>
+          <w:rFonts w:hint="eastAsia"/>
+          <w:lang w:val="en-US" w:eastAsia="zh-CN"/>
+        </w:rPr>
+      </w:pPr>
+      <w:r>
+        <w:rPr>
+          <w:rFonts w:hint="eastAsia"/>
+          <w:lang w:val="en-US" w:eastAsia="zh-CN"/>
+        </w:rPr>
+        <w:t>海军将领：Navy_大写国家tag_姓_名</w:t>
+      </w:r>
+    </w:p>
+    <w:p>
+      <w:pPr>
+        <w:rPr>
+          <w:rFonts w:hint="eastAsia"/>
+          <w:lang w:val="en-US" w:eastAsia="zh-CN"/>
+        </w:rPr>
+      </w:pPr>
+      <w:r>
+        <w:rPr>
+          <w:rFonts w:hint="eastAsia"/>
+          <w:lang w:val="en-US" w:eastAsia="zh-CN"/>
+        </w:rPr>
+        <w:t>空军将领：Air_大写国家tag_姓_名</w:t>
+      </w:r>
+    </w:p>
+    <w:p>
+      <w:pPr>
+        <w:rPr>
+          <w:rFonts w:hint="default"/>
+          <w:lang w:val="en-US" w:eastAsia="zh-CN"/>
+        </w:rPr>
+      </w:pPr>
+      <w:r>
+        <w:rPr>
+          <w:rFonts w:hint="eastAsia"/>
+          <w:lang w:val="en-US" w:eastAsia="zh-CN"/>
+        </w:rPr>
+        <w:t>顾问：大写国家tag_姓_名</w:t>
+      </w:r>
+    </w:p>
+    <w:p>
+      <w:pPr>
+        <w:rPr>
+          <w:rFonts w:hint="eastAsia"/>
+          <w:lang w:val="en-US" w:eastAsia="zh-CN"/>
+        </w:rPr>
+      </w:pPr>
+      <w:r>
+        <w:rPr>
+          <w:rFonts w:hint="eastAsia"/>
+          <w:lang w:val="en-US" w:eastAsia="zh-CN"/>
+        </w:rPr>
+        <w:t>例如：</w:t>
+      </w:r>
+    </w:p>
+    <w:p>
+      <w:pPr>
+        <w:rPr>
+          <w:rFonts w:hint="eastAsia"/>
+          <w:lang w:val="en-US" w:eastAsia="zh-CN"/>
+        </w:rPr>
+      </w:pPr>
+      <w:r>
+        <w:rPr>
+          <w:rFonts w:hint="eastAsia"/>
+          <w:lang w:val="en-US" w:eastAsia="zh-CN"/>
+        </w:rPr>
+        <w:t>林彪：</w:t>
+      </w:r>
+    </w:p>
+    <w:p>
+      <w:pPr>
+        <w:rPr>
+          <w:rFonts w:hint="default"/>
+          <w:lang w:val="en-US" w:eastAsia="zh-CN"/>
+        </w:rPr>
+      </w:pPr>
+      <w:r>
+        <w:rPr>
+          <w:rFonts w:hint="eastAsia"/>
+          <w:lang w:val="en-US" w:eastAsia="zh-CN"/>
+        </w:rPr>
+        <w:t xml:space="preserve">领导人：Large = </w:t>
+      </w:r>
+      <w:r>
+        <w:rPr>
+          <w:rFonts w:hint="default"/>
+          <w:lang w:val="en-US" w:eastAsia="zh-CN"/>
+        </w:rPr>
+        <w:t>“</w:t>
+      </w:r>
+      <w:r>
+        <w:rPr>
+          <w:rFonts w:hint="eastAsia"/>
+          <w:lang w:val="en-US" w:eastAsia="zh-CN"/>
+        </w:rPr>
+        <w:t>GFX_Protrait_PRC_lin_biao</w:t>
+      </w:r>
+      <w:r>
+        <w:rPr>
+          <w:rFonts w:hint="default"/>
+          <w:lang w:val="en-US" w:eastAsia="zh-CN"/>
+        </w:rPr>
+        <w:t>”</w:t>
+      </w:r>
+    </w:p>
+    <w:p>
+      <w:pPr>
+        <w:rPr>
+          <w:rFonts w:hint="eastAsia"/>
+          <w:lang w:val="en-US" w:eastAsia="zh-CN"/>
+        </w:rPr>
+      </w:pPr>
+      <w:r>
+        <w:rPr>
+          <w:rFonts w:hint="eastAsia"/>
+          <w:lang w:val="en-US" w:eastAsia="zh-CN"/>
+        </w:rPr>
+        <w:t>图片名为Protrait_PRC_lin_biao，GFX为前缀</w:t>
+      </w:r>
+    </w:p>
+    <w:p>
+      <w:pPr>
+        <w:rPr>
+          <w:rFonts w:hint="default"/>
+          <w:lang w:val="en-US" w:eastAsia="zh-CN"/>
+        </w:rPr>
+      </w:pPr>
+      <w:r>
+        <w:rPr>
+          <w:rFonts w:hint="eastAsia"/>
+          <w:lang w:val="en-US" w:eastAsia="zh-CN"/>
+        </w:rPr>
+        <w:t xml:space="preserve">陆将：Large = </w:t>
+      </w:r>
+      <w:r>
+        <w:rPr>
+          <w:rFonts w:hint="default"/>
+          <w:lang w:val="en-US" w:eastAsia="zh-CN"/>
+        </w:rPr>
+        <w:t>“</w:t>
+      </w:r>
+      <w:r>
+        <w:rPr>
+          <w:rFonts w:hint="eastAsia"/>
+          <w:lang w:val="en-US" w:eastAsia="zh-CN"/>
+        </w:rPr>
+        <w:t>GFX_Army_PRC_lin_biao</w:t>
+      </w:r>
+      <w:r>
+        <w:rPr>
+          <w:rFonts w:hint="default"/>
+          <w:lang w:val="en-US" w:eastAsia="zh-CN"/>
+        </w:rPr>
+        <w:t>”</w:t>
+      </w:r>
+    </w:p>
+    <w:p>
+      <w:pPr>
+        <w:rPr>
+          <w:rFonts w:hint="default"/>
+          <w:lang w:val="en-US" w:eastAsia="zh-CN"/>
+        </w:rPr>
+      </w:pPr>
+      <w:r>
+        <w:rPr>
+          <w:rFonts w:hint="eastAsia"/>
+          <w:lang w:val="en-US" w:eastAsia="zh-CN"/>
+        </w:rPr>
+        <w:t>图片名为Army_PRC_lin_biao，GFX为前缀</w:t>
+      </w:r>
+    </w:p>
+    <w:p>
+      <w:pPr>
+        <w:rPr>
+          <w:rFonts w:hint="default"/>
+          <w:lang w:val="en-US" w:eastAsia="zh-CN"/>
+        </w:rPr>
+      </w:pPr>
+      <w:r>
+        <w:rPr>
+          <w:rFonts w:hint="eastAsia"/>
+          <w:lang w:val="en-US" w:eastAsia="zh-CN"/>
+        </w:rPr>
+        <w:t xml:space="preserve">Small = </w:t>
+      </w:r>
+      <w:r>
+        <w:rPr>
+          <w:rFonts w:hint="default"/>
+          <w:lang w:val="en-US" w:eastAsia="zh-CN"/>
+        </w:rPr>
+        <w:t>“</w:t>
+      </w:r>
+      <w:r>
+        <w:rPr>
+          <w:rFonts w:hint="eastAsia"/>
+          <w:lang w:val="en-US" w:eastAsia="zh-CN"/>
+        </w:rPr>
+        <w:t>GFX_idea_PRC_lin_biao</w:t>
+      </w:r>
+      <w:r>
+        <w:rPr>
+          <w:rFonts w:hint="default"/>
+          <w:lang w:val="en-US" w:eastAsia="zh-CN"/>
+        </w:rPr>
+        <w:t>”</w:t>
+      </w:r>
+    </w:p>
+    <w:p>
+      <w:pPr>
+        <w:rPr>
+          <w:rFonts w:hint="default"/>
+          <w:lang w:val="en-US" w:eastAsia="zh-CN"/>
+        </w:rPr>
+      </w:pPr>
+      <w:r>
+        <w:rPr>
+          <w:rFonts w:hint="eastAsia"/>
+          <w:lang w:val="en-US" w:eastAsia="zh-CN"/>
+        </w:rPr>
+        <w:t>图片名为PRC_lin_biao，GFX_idea为前缀</w:t>
+      </w:r>
+    </w:p>
+    <w:p>
+      <w:pPr>
+        <w:rPr>
+          <w:rFonts w:hint="default"/>
+          <w:lang w:val="en-US" w:eastAsia="zh-CN"/>
+        </w:rPr>
+      </w:pPr>
+    </w:p>
+    <w:p>
+      <w:pPr>
+        <w:rPr>
+          <w:rFonts w:hint="eastAsia"/>
+          <w:lang w:val="en-US" w:eastAsia="zh-CN"/>
+        </w:rPr>
+      </w:pPr>
+      <w:r>
+        <w:rPr>
+          <w:rFonts w:hint="eastAsia"/>
+          <w:lang w:val="en-US" w:eastAsia="zh-CN"/>
+        </w:rPr>
+        <w:t>Protraits = {</w:t>
+      </w:r>
+    </w:p>
+    <w:p>
+      <w:pPr>
+        <w:ind w:firstLine="1056" w:firstLineChars="330"/>
+        <w:rPr>
+          <w:rFonts w:hint="eastAsia"/>
+          <w:lang w:val="en-US" w:eastAsia="zh-CN"/>
+        </w:rPr>
+      </w:pPr>
+      <w:r>
+        <w:rPr>
+          <w:rFonts w:hint="eastAsia"/>
+          <w:lang w:val="en-US" w:eastAsia="zh-CN"/>
+        </w:rPr>
+        <w:t>Civilian = {</w:t>
+      </w:r>
+    </w:p>
+    <w:p>
+      <w:pPr>
+        <w:ind w:firstLine="1472" w:firstLineChars="460"/>
+        <w:rPr>
+          <w:rFonts w:hint="default"/>
+          <w:lang w:val="en-US" w:eastAsia="zh-CN"/>
+        </w:rPr>
+      </w:pPr>
+      <w:r>
+        <w:rPr>
+          <w:rFonts w:hint="eastAsia"/>
+          <w:lang w:val="en-US" w:eastAsia="zh-CN"/>
+        </w:rPr>
+        <w:t xml:space="preserve">Large= </w:t>
+      </w:r>
+      <w:r>
+        <w:rPr>
+          <w:rFonts w:hint="default"/>
+          <w:lang w:val="en-US" w:eastAsia="zh-CN"/>
+        </w:rPr>
+        <w:t>“</w:t>
+      </w:r>
+      <w:r>
+        <w:rPr>
+          <w:rFonts w:hint="eastAsia"/>
+          <w:lang w:val="en-US" w:eastAsia="zh-CN"/>
+        </w:rPr>
+        <w:t>GFX_protrait_PRC_mao_zedong</w:t>
+      </w:r>
+      <w:r>
+        <w:rPr>
+          <w:rFonts w:hint="default"/>
+          <w:lang w:val="en-US" w:eastAsia="zh-CN"/>
+        </w:rPr>
+        <w:t>”</w:t>
+      </w:r>
+    </w:p>
+    <w:p>
+      <w:pPr>
+        <w:ind w:firstLine="1472" w:firstLineChars="460"/>
+        <w:rPr>
+          <w:rFonts w:hint="default"/>
+          <w:lang w:val="en-US" w:eastAsia="zh-CN"/>
+        </w:rPr>
+      </w:pPr>
+      <w:r>
+        <w:rPr>
+          <w:rFonts w:hint="eastAsia"/>
+          <w:lang w:val="en-US" w:eastAsia="zh-CN"/>
+        </w:rPr>
+        <w:t xml:space="preserve">small= </w:t>
+      </w:r>
+      <w:r>
+        <w:rPr>
+          <w:rFonts w:hint="default"/>
+          <w:lang w:val="en-US" w:eastAsia="zh-CN"/>
+        </w:rPr>
+        <w:t>“</w:t>
+      </w:r>
+      <w:r>
+        <w:rPr>
+          <w:rFonts w:hint="eastAsia"/>
+          <w:lang w:val="en-US" w:eastAsia="zh-CN"/>
+        </w:rPr>
+        <w:t>GFX_idea_PRC_mao_zedong</w:t>
+      </w:r>
+      <w:r>
+        <w:rPr>
+          <w:rFonts w:hint="default"/>
+          <w:lang w:val="en-US" w:eastAsia="zh-CN"/>
+        </w:rPr>
+        <w:t>”</w:t>
+      </w:r>
+    </w:p>
+    <w:p>
+      <w:pPr>
+        <w:ind w:firstLine="1056" w:firstLineChars="330"/>
+        <w:rPr>
+          <w:rFonts w:hint="eastAsia"/>
+          <w:lang w:val="en-US" w:eastAsia="zh-CN"/>
+        </w:rPr>
+      </w:pPr>
+      <w:r>
+        <w:rPr>
+          <w:rFonts w:hint="eastAsia"/>
+          <w:lang w:val="en-US" w:eastAsia="zh-CN"/>
+        </w:rPr>
+        <w:t>}</w:t>
+      </w:r>
+    </w:p>
+    <w:p>
+      <w:pPr>
+        <w:ind w:firstLine="1056" w:firstLineChars="330"/>
+        <w:rPr>
+          <w:rFonts w:hint="eastAsia"/>
+          <w:lang w:val="en-US" w:eastAsia="zh-CN"/>
+        </w:rPr>
+      </w:pPr>
+      <w:r>
+        <w:rPr>
+          <w:rFonts w:hint="eastAsia"/>
+          <w:lang w:val="en-US" w:eastAsia="zh-CN"/>
+        </w:rPr>
+        <w:t>Army = {</w:t>
+      </w:r>
+    </w:p>
+    <w:p>
+      <w:pPr>
+        <w:ind w:firstLine="1472" w:firstLineChars="460"/>
+        <w:rPr>
+          <w:rFonts w:hint="default"/>
+          <w:lang w:val="en-US" w:eastAsia="zh-CN"/>
+        </w:rPr>
+      </w:pPr>
+      <w:r>
+        <w:rPr>
+          <w:rFonts w:hint="eastAsia"/>
+          <w:lang w:val="en-US" w:eastAsia="zh-CN"/>
+        </w:rPr>
+        <w:t xml:space="preserve">Large= </w:t>
+      </w:r>
+      <w:r>
+        <w:rPr>
+          <w:rFonts w:hint="default"/>
+          <w:lang w:val="en-US" w:eastAsia="zh-CN"/>
+        </w:rPr>
+        <w:t>“</w:t>
+      </w:r>
+      <w:r>
+        <w:rPr>
+          <w:rFonts w:hint="eastAsia"/>
+          <w:lang w:val="en-US" w:eastAsia="zh-CN"/>
+        </w:rPr>
+        <w:t>GFX_Army_PRC_mao_zedong</w:t>
+      </w:r>
+      <w:r>
+        <w:rPr>
+          <w:rFonts w:hint="default"/>
+          <w:lang w:val="en-US" w:eastAsia="zh-CN"/>
+        </w:rPr>
+        <w:t>”</w:t>
+      </w:r>
+    </w:p>
+    <w:p>
+      <w:pPr>
+        <w:ind w:firstLine="1472" w:firstLineChars="460"/>
+        <w:rPr>
+          <w:rFonts w:hint="eastAsia"/>
+          <w:lang w:val="en-US" w:eastAsia="zh-CN"/>
+        </w:rPr>
+      </w:pPr>
+      <w:r>
+        <w:rPr>
+          <w:rFonts w:hint="eastAsia"/>
+          <w:lang w:val="en-US" w:eastAsia="zh-CN"/>
+        </w:rPr>
+        <w:t xml:space="preserve">small= </w:t>
+      </w:r>
+      <w:r>
+        <w:rPr>
+          <w:rFonts w:hint="default"/>
+          <w:lang w:val="en-US" w:eastAsia="zh-CN"/>
+        </w:rPr>
+        <w:t>“</w:t>
+      </w:r>
+      <w:r>
+        <w:rPr>
+          <w:rFonts w:hint="eastAsia"/>
+          <w:lang w:val="en-US" w:eastAsia="zh-CN"/>
+        </w:rPr>
+        <w:t>GFX_idea_PRC_mao_zedong</w:t>
+      </w:r>
+      <w:r>
+        <w:rPr>
+          <w:rFonts w:hint="default"/>
+          <w:lang w:val="en-US" w:eastAsia="zh-CN"/>
+        </w:rPr>
+        <w:t>”</w:t>
       </w:r>
       <w:bookmarkStart w:id="0" w:name="_GoBack"/>
       <w:bookmarkEnd w:id="0"/>
     </w:p>
     <w:p>
       <w:pPr>
-        <w:rPr>
-          <w:rFonts w:hint="default"/>
-          <w:lang w:val="en-US" w:eastAsia="zh-CN"/>
-        </w:rPr>
-      </w:pPr>
-    </w:p>
-    <w:p>
-      <w:pPr>
-        <w:rPr>
-          <w:rFonts w:hint="default"/>
-          <w:lang w:val="en-US" w:eastAsia="zh-CN"/>
-        </w:rPr>
-      </w:pPr>
-    </w:p>
-    <w:p>
-      <w:pPr>
-        <w:rPr>
-          <w:rFonts w:hint="default"/>
-          <w:lang w:val="en-US" w:eastAsia="zh-CN"/>
-        </w:rPr>
-      </w:pPr>
-    </w:p>
-    <w:p>
-      <w:pPr>
-        <w:rPr>
-          <w:rFonts w:hint="default"/>
-          <w:lang w:val="en-US" w:eastAsia="zh-CN"/>
-        </w:rPr>
-      </w:pPr>
+        <w:ind w:firstLine="1056" w:firstLineChars="330"/>
+        <w:rPr>
+          <w:rFonts w:hint="default"/>
+          <w:lang w:val="en-US" w:eastAsia="zh-CN"/>
+        </w:rPr>
+      </w:pPr>
+      <w:r>
+        <w:rPr>
+          <w:rFonts w:hint="eastAsia"/>
+          <w:lang w:val="en-US" w:eastAsia="zh-CN"/>
+        </w:rPr>
+        <w:t>}</w:t>
+      </w:r>
+    </w:p>
+    <w:p>
+      <w:pPr>
+        <w:rPr>
+          <w:rFonts w:hint="default"/>
+          <w:lang w:val="en-US" w:eastAsia="zh-CN"/>
+        </w:rPr>
+      </w:pPr>
+      <w:r>
+        <w:rPr>
+          <w:rFonts w:hint="eastAsia"/>
+          <w:lang w:val="en-US" w:eastAsia="zh-CN"/>
+        </w:rPr>
+        <w:t>}</w:t>
+      </w:r>
     </w:p>
     <w:p>
       <w:pPr>
